--- a/worksheet/03_falsifiability.docx
+++ b/worksheet/03_falsifiability.docx
@@ -14,7 +14,14 @@
           <w:rFonts w:hint="eastAsia"/>
           <w:lang w:val="en-US"/>
         </w:rPr>
-        <w:t>学籍番号：</w:t>
+        <w:t>学生</w:t>
+      </w:r>
+      <w:r>
+        <w:rPr>
+          <w:rFonts w:hint="eastAsia"/>
+          <w:lang w:val="en-US"/>
+        </w:rPr>
+        <w:t>番号：</w:t>
       </w:r>
       <w:r>
         <w:rPr>
@@ -167,52 +174,31 @@
     <w:p/>
     <w:p/>
     <w:p/>
-    <w:p>
-      <w:pPr>
-        <w:rPr>
-          <w:rFonts w:hint="eastAsia"/>
-        </w:rPr>
-      </w:pPr>
-    </w:p>
+    <w:p/>
     <w:p/>
     <w:p>
-      <w:pPr>
+      <w:r>
         <w:rPr>
           <w:rFonts w:hint="eastAsia"/>
         </w:rPr>
-      </w:pPr>
-      <w:r>
-        <w:rPr>
-          <w:rFonts w:hint="eastAsia"/>
-        </w:rPr>
         <w:t>仮説②：</w:t>
       </w:r>
-    </w:p>
-    <w:p>
-      <w:pPr>
-        <w:rPr>
-          <w:rFonts w:hint="eastAsia"/>
-        </w:rPr>
-      </w:pPr>
     </w:p>
     <w:p/>
     <w:p/>
+    <w:p/>
+    <w:p/>
+    <w:p/>
     <w:p>
       <w:pPr>
         <w:rPr>
-          <w:rFonts w:hint="eastAsia"/>
-        </w:rPr>
-      </w:pPr>
-    </w:p>
-    <w:p>
-      <w:pPr>
-        <w:rPr>
-          <w:rFonts w:hint="eastAsia"/>
-        </w:rPr>
-      </w:pPr>
-    </w:p>
-    <w:p>
-      <w:pPr>
+          <w:b/>
+          <w:bCs/>
+          <w:sz w:val="24"/>
+          <w:szCs w:val="32"/>
+        </w:rPr>
+      </w:pPr>
+      <w:r>
         <w:rPr>
           <w:rFonts w:hint="eastAsia"/>
           <w:b/>
@@ -220,7 +206,8 @@
           <w:sz w:val="24"/>
           <w:szCs w:val="32"/>
         </w:rPr>
-      </w:pPr>
+        <w:t>ソロ</w:t>
+      </w:r>
       <w:r>
         <w:rPr>
           <w:rFonts w:hint="eastAsia"/>
@@ -229,7 +216,7 @@
           <w:sz w:val="24"/>
           <w:szCs w:val="32"/>
         </w:rPr>
-        <w:t>ソロ</w:t>
+        <w:t>ワーク②：</w:t>
       </w:r>
       <w:r>
         <w:rPr>
@@ -239,7 +226,7 @@
           <w:sz w:val="24"/>
           <w:szCs w:val="32"/>
         </w:rPr>
-        <w:t>ワーク②：</w:t>
+        <w:t>反証可能性</w:t>
       </w:r>
       <w:r>
         <w:rPr>
@@ -249,39 +236,7 @@
           <w:sz w:val="24"/>
           <w:szCs w:val="32"/>
         </w:rPr>
-        <w:t>反証可能性</w:t>
-      </w:r>
-      <w:r>
-        <w:rPr>
-          <w:rFonts w:hint="eastAsia"/>
-          <w:b/>
-          <w:bCs/>
-          <w:sz w:val="24"/>
-          <w:szCs w:val="32"/>
-        </w:rPr>
         <w:t>の検討</w:t>
-      </w:r>
-    </w:p>
-    <w:p/>
-    <w:p>
-      <w:pPr>
-        <w:rPr>
-          <w:rFonts w:hint="eastAsia"/>
-        </w:rPr>
-      </w:pPr>
-      <w:r>
-        <w:rPr>
-          <w:rFonts w:hint="eastAsia"/>
-        </w:rPr>
-        <w:t>チェック者氏名：</w:t>
-      </w:r>
-      <w:r>
-        <w:rPr>
-          <w:rFonts w:hint="eastAsia"/>
-          <w:u w:val="single"/>
-          <w:lang w:val="en-US"/>
-        </w:rPr>
-        <w:t xml:space="preserve">　　　　　　　　　　　　　　</w:t>
       </w:r>
     </w:p>
     <w:p>
@@ -301,16 +256,36 @@
     <w:p>
       <w:pPr>
         <w:rPr>
+          <w:lang w:val="en-US"/>
+        </w:rPr>
+      </w:pPr>
+      <w:r>
+        <w:rPr>
           <w:rFonts w:hint="eastAsia"/>
           <w:lang w:val="en-US"/>
         </w:rPr>
+        <w:t>反証不能な場合、どのような形であれば反証可能になるのか、修正案を考えてください。</w:t>
+      </w:r>
+    </w:p>
+    <w:p>
+      <w:pPr>
+        <w:rPr>
+          <w:lang w:val="en-US"/>
+        </w:rPr>
+      </w:pPr>
+    </w:p>
+    <w:p>
+      <w:pPr>
+        <w:rPr>
+          <w:lang w:val="en-US"/>
+        </w:rPr>
       </w:pPr>
       <w:r>
         <w:rPr>
           <w:rFonts w:hint="eastAsia"/>
           <w:lang w:val="en-US"/>
         </w:rPr>
-        <w:t>反証不能な場合、どのような形であれば反証可能になるのか、修正案を考えてください。</w:t>
+        <w:t>仮説①：</w:t>
       </w:r>
     </w:p>
     <w:p>
@@ -326,13 +301,6 @@
           <w:lang w:val="en-US"/>
         </w:rPr>
       </w:pPr>
-      <w:r>
-        <w:rPr>
-          <w:rFonts w:hint="eastAsia"/>
-          <w:lang w:val="en-US"/>
-        </w:rPr>
-        <w:t>仮説①：</w:t>
-      </w:r>
     </w:p>
     <w:p>
       <w:pPr>
@@ -344,7 +312,6 @@
     <w:p>
       <w:pPr>
         <w:rPr>
-          <w:rFonts w:hint="eastAsia"/>
           <w:lang w:val="en-US"/>
         </w:rPr>
       </w:pPr>
@@ -359,23 +326,6 @@
     <w:p>
       <w:pPr>
         <w:rPr>
-          <w:rFonts w:hint="eastAsia"/>
-          <w:lang w:val="en-US"/>
-        </w:rPr>
-      </w:pPr>
-    </w:p>
-    <w:p>
-      <w:pPr>
-        <w:rPr>
-          <w:rFonts w:hint="eastAsia"/>
-          <w:lang w:val="en-US"/>
-        </w:rPr>
-      </w:pPr>
-    </w:p>
-    <w:p>
-      <w:pPr>
-        <w:rPr>
-          <w:rFonts w:hint="eastAsia"/>
           <w:lang w:val="en-US"/>
         </w:rPr>
       </w:pPr>
@@ -2099,6 +2049,7 @@
   <w:style w:type="character" w:default="1" w:styleId="a0">
     <w:name w:val="Default Paragraph Font"/>
     <w:uiPriority w:val="1"/>
+    <w:semiHidden/>
     <w:unhideWhenUsed/>
   </w:style>
   <w:style w:type="table" w:default="1" w:styleId="a1">

--- a/worksheet/03_falsifiability.docx
+++ b/worksheet/03_falsifiability.docx
@@ -160,6 +160,21 @@
       </w:r>
       <w:r>
         <w:t>…</w:t>
+      </w:r>
+    </w:p>
+    <w:p>
+      <w:pPr>
+        <w:pStyle w:val="a9"/>
+        <w:numPr>
+          <w:ilvl w:val="0"/>
+          <w:numId w:val="8"/>
+        </w:numPr>
+      </w:pPr>
+      <w:r>
+        <w:rPr>
+          <w:rFonts w:hint="eastAsia"/>
+        </w:rPr>
+        <w:t>以前の使い回しでも構いません。</w:t>
       </w:r>
     </w:p>
     <w:p/>
